--- a/testakten/unfallversicherung-arbeitsunfall-lagerleiter-sturz-trier/27_klageerwiderung_bg.docx
+++ b/testakten/unfallversicherung-arbeitsunfall-lagerleiter-sturz-trier/27_klageerwiderung_bg.docx
@@ -40,7 +40,7 @@
           <w:i w:val="0"/>
           <w:sz w:val="22"/>
         </w:rPr>
-        <w:t>Loebstrasse 22, 54292 Trier</w:t>
+        <w:t>Löbstraße 22, 54292 Trier</w:t>
       </w:r>
     </w:p>
     <w:p>
@@ -51,7 +51,7 @@
           <w:i w:val="0"/>
           <w:sz w:val="22"/>
         </w:rPr>
-        <w:t>Aktenzeichen: BGHW-2026-350118-MOELLER</w:t>
+        <w:t>Aktenzeichen: BGHW-2026-350118-MÖLLER</w:t>
       </w:r>
     </w:p>
     <w:p/>
@@ -101,7 +101,7 @@
           <w:i w:val="0"/>
           <w:sz w:val="22"/>
         </w:rPr>
-        <w:t>Die Beklagte haelt an ihrer im Widerspruchsbescheid dargelegten Auffassung fest. Ergaenzend wird vorgetragen, dass Herr Moeller nach der internen Arbeitsanweisung Nr. 14 nicht zur eigenhaendigen Wartung der Ueberladebruecke befugt gewesen sei; ein Verstoss gegen innerbetriebliche Anweisungen koenne den Zusammenhang mit der versicherten Taetigkeit infrage stellen.</w:t>
+        <w:t>Die Beklagte hält an ihrer im Widerspruchsbescheid dargelegten Auffassung fest. Ergänzend wird vorgetragen, dass Herr Möller nach der internen Arbeitsanweisung Nr. 14 nicht zur eigenhändigen Wartung der Überladebrücke befugt gewesen sei; ein Verstoß gegen innerbetriebliche Anweisungen könne den Zusammenhang mit der versicherten Tätigkeit infrage stellen.</w:t>
       </w:r>
     </w:p>
     <w:p>
@@ -109,7 +109,7 @@
         <w:pStyle w:val="Heading2"/>
       </w:pPr>
       <w:r>
-        <w:t>3. Stellungnahme zu den Beweisantraegen</w:t>
+        <w:t>3. Stellungnahme zu den Beweisanträgen</w:t>
       </w:r>
     </w:p>
     <w:p>
@@ -120,7 +120,7 @@
           <w:i w:val="0"/>
           <w:sz w:val="22"/>
         </w:rPr>
-        <w:t>Gegen die Einholung eines Sachverstaendigengutachtens bestehen keine grundsaetzlichen Einwaende; die Beklagte behaelt sich vor, nach Vorlage des Gutachtens ergaenzend Stellung zu nehmen. Die erneute Vernehmung der bereits im Verwaltungsverfahren gehoerten Zeugen wird fuer nicht erforderlich gehalten.</w:t>
+        <w:t>Gegen die Einholung eines Sachverständigengutachtens bestehen keine grundsätzlichen Einwände; die Beklagte behält sich vor, nach Vorlage des Gutachtens ergänzend Stellung zu nehmen. Die erneute Vernehmung der bereits im Verwaltungsverfahren gehörten Zeugen wird für nicht erforderlich gehalten.</w:t>
       </w:r>
     </w:p>
     <w:p>
@@ -139,28 +139,104 @@
           <w:i w:val="0"/>
           <w:sz w:val="22"/>
         </w:rPr>
-        <w:t>Die Beklagte legt als Anlage die interne Arbeitsanweisung Nr. 14 zur Ladungssicherung vor, wonach die Wartung technischer Rampenanlagen ausschliesslich dem Rampenwart obliegt.</w:t>
-      </w:r>
-    </w:p>
-    <w:p>
-      <w:r>
-        <w:rPr>
-          <w:rFonts w:ascii="Times New Roman" w:hAnsi="Times New Roman"/>
-          <w:b w:val="0"/>
-          <w:i w:val="0"/>
-          <w:sz w:val="22"/>
-        </w:rPr>
-        <w:t>Formathinweis: Dieses Aktenstück wird in Times New Roman, 11 pt, mit ausschließlich dezimaler Gliederung ausgegeben.</w:t>
+        <w:t>Die Beklagte legt als Anlage die interne Arbeitsanweisung Nr. 14 zur Ladungssicherung vor, wonach die Wartung technischer Rampenanlagen ausschließlich dem Rampenwart obliegt.</w:t>
       </w:r>
     </w:p>
     <w:sectPr>
-      <w:pgSz w:w="12240" w:h="15840"/>
-      <w:pgMar w:top="1440" w:right="1800" w:bottom="1440" w:left="1800" w:header="720" w:footer="720" w:gutter="0"/>
+      <w:headerReference w:type="default" r:id="rId9"/>
+      <w:footerReference w:type="default" r:id="rId10"/>
+      <w:pgSz w:w="11906" w:h="16838"/>
+      <w:pgMar w:top="1440" w:right="1800" w:bottom="1440" w:left="1800" w:header="680" w:footer="567" w:gutter="0"/>
       <w:cols w:space="720"/>
       <w:docGrid w:linePitch="360"/>
     </w:sectPr>
   </w:body>
 </w:document>
+</file>
+
+<file path=word/footer1.xml><?xml version="1.0" encoding="utf-8"?>
+<w:ftr xmlns:m="http://schemas.openxmlformats.org/officeDocument/2006/math" xmlns:mc="http://schemas.openxmlformats.org/markup-compatibility/2006" xmlns:mo="http://schemas.microsoft.com/office/mac/office/2008/main" xmlns:mv="urn:schemas-microsoft-com:mac:vml" xmlns:o="urn:schemas-microsoft-com:office:office" xmlns:r="http://schemas.openxmlformats.org/officeDocument/2006/relationships" xmlns:v="urn:schemas-microsoft-com:vml" xmlns:w10="urn:schemas-microsoft-com:office:word" xmlns:w14="http://schemas.microsoft.com/office/word/2010/wordml" xmlns:w="http://schemas.openxmlformats.org/wordprocessingml/2006/main" xmlns:wne="http://schemas.microsoft.com/office/word/2006/wordml" xmlns:wp14="http://schemas.microsoft.com/office/word/2010/wordprocessingDrawing" xmlns:wp="http://schemas.openxmlformats.org/drawingml/2006/wordprocessingDrawing" xmlns:wpc="http://schemas.microsoft.com/office/word/2010/wordprocessingCanvas" xmlns:wpg="http://schemas.microsoft.com/office/word/2010/wordprocessingGroup" xmlns:wpi="http://schemas.microsoft.com/office/word/2010/wordprocessingInk" xmlns:wps="http://schemas.microsoft.com/office/word/2010/wordprocessingShape" mc:Ignorable="w14 wp14">
+  <w:p>
+    <w:pPr>
+      <w:pStyle w:val="Footer"/>
+      <w:tabs>
+        <w:tab w:pos="9071" w:val="right"/>
+      </w:tabs>
+      <w:jc w:val="left"/>
+    </w:pPr>
+    <w:r>
+      <w:rPr>
+        <w:rFonts w:ascii="Times New Roman" w:hAnsi="Times New Roman"/>
+        <w:color w:val="6B6B66"/>
+        <w:sz w:val="16"/>
+      </w:rPr>
+    </w:r>
+    <w:r>
+      <w:rPr>
+        <w:rFonts w:ascii="Times New Roman" w:hAnsi="Times New Roman"/>
+        <w:color w:val="6B6B66"/>
+        <w:sz w:val="16"/>
+      </w:rPr>
+      <w:t>Klageerwiderung der Berufsgenossenschaft</w:t>
+    </w:r>
+    <w:r>
+      <w:rPr>
+        <w:rFonts w:ascii="Times New Roman" w:hAnsi="Times New Roman"/>
+        <w:color w:val="6B6B66"/>
+        <w:sz w:val="16"/>
+      </w:rPr>
+      <w:tab/>
+      <w:t xml:space="preserve">Seite </w:t>
+    </w:r>
+    <w:r>
+      <w:rPr>
+        <w:rFonts w:ascii="Times New Roman" w:hAnsi="Times New Roman"/>
+        <w:color w:val="6B6B66"/>
+        <w:sz w:val="16"/>
+      </w:rPr>
+      <w:fldChar w:fldCharType="begin"/>
+      <w:instrText xml:space="preserve"> PAGE </w:instrText>
+      <w:fldChar w:fldCharType="end"/>
+    </w:r>
+  </w:p>
+</w:ftr>
+</file>
+
+<file path=word/header1.xml><?xml version="1.0" encoding="utf-8"?>
+<w:hdr xmlns:m="http://schemas.openxmlformats.org/officeDocument/2006/math" xmlns:mc="http://schemas.openxmlformats.org/markup-compatibility/2006" xmlns:mo="http://schemas.microsoft.com/office/mac/office/2008/main" xmlns:mv="urn:schemas-microsoft-com:mac:vml" xmlns:o="urn:schemas-microsoft-com:office:office" xmlns:r="http://schemas.openxmlformats.org/officeDocument/2006/relationships" xmlns:v="urn:schemas-microsoft-com:vml" xmlns:w10="urn:schemas-microsoft-com:office:word" xmlns:w14="http://schemas.microsoft.com/office/word/2010/wordml" xmlns:w="http://schemas.openxmlformats.org/wordprocessingml/2006/main" xmlns:wne="http://schemas.microsoft.com/office/word/2006/wordml" xmlns:wp14="http://schemas.microsoft.com/office/word/2010/wordprocessingDrawing" xmlns:wp="http://schemas.openxmlformats.org/drawingml/2006/wordprocessingDrawing" xmlns:wpc="http://schemas.microsoft.com/office/word/2010/wordprocessingCanvas" xmlns:wpg="http://schemas.microsoft.com/office/word/2010/wordprocessingGroup" xmlns:wpi="http://schemas.microsoft.com/office/word/2010/wordprocessingInk" xmlns:wps="http://schemas.microsoft.com/office/word/2010/wordprocessingShape" mc:Ignorable="w14 wp14">
+  <w:p>
+    <w:pPr>
+      <w:pStyle w:val="Header"/>
+      <w:jc w:val="left"/>
+    </w:pPr>
+    <w:r/>
+    <w:r>
+      <w:rPr>
+        <w:rFonts w:ascii="Times New Roman" w:hAnsi="Times New Roman"/>
+        <w:b/>
+        <w:color w:val="3B3F45"/>
+        <w:sz w:val="24"/>
+      </w:rPr>
+      <w:t>Klageerwiderung der Berufsgenossenschaft</w:t>
+    </w:r>
+  </w:p>
+  <w:p>
+    <w:pPr>
+      <w:jc w:val="left"/>
+      <w:pBdr>
+        <w:bottom w:val="single" w:sz="6" w:space="2" w:color="3B3F45"/>
+      </w:pBdr>
+    </w:pPr>
+    <w:r>
+      <w:rPr>
+        <w:rFonts w:ascii="Times New Roman" w:hAnsi="Times New Roman"/>
+        <w:color w:val="6B6B66"/>
+        <w:sz w:val="16"/>
+      </w:rPr>
+      <w:t>Behörde · Aktenzeichen: BGHW-2026-350118-MÖLLER</w:t>
+    </w:r>
+  </w:p>
+</w:hdr>
 </file>
 
 <file path=word/numbering.xml><?xml version="1.0" encoding="utf-8"?>
